--- a/model_table.docx
+++ b/model_table.docx
@@ -1746,7 +1746,7 @@
         <w:tc>
           <w:tcPr>
             <w:tcBorders>
-              <w:bottom w:val="single" w:sz="12" w:space="0" w:color="666666"/>
+              <w:bottom w:val="none" w:sz="0" w:space="0" w:color="000000"/>
               <w:top w:val="none" w:sz="0" w:space="0" w:color="000000"/>
               <w:left w:val="none" w:sz="0" w:space="0" w:color="000000"/>
               <w:right w:val="none" w:sz="0" w:space="0" w:color="000000"/>
@@ -2191,7 +2191,7 @@
         <w:tc>
           <w:tcPr>
             <w:tcBorders>
-              <w:bottom w:val="single" w:sz="12" w:space="0" w:color="666666"/>
+              <w:bottom w:val="none" w:sz="0" w:space="0" w:color="000000"/>
               <w:top w:val="none" w:sz="0" w:space="0" w:color="000000"/>
               <w:left w:val="none" w:sz="0" w:space="0" w:color="000000"/>
               <w:right w:val="none" w:sz="0" w:space="0" w:color="000000"/>
@@ -2636,7 +2636,7 @@
         <w:tc>
           <w:tcPr>
             <w:tcBorders>
-              <w:bottom w:val="single" w:sz="12" w:space="0" w:color="666666"/>
+              <w:bottom w:val="none" w:sz="0" w:space="0" w:color="000000"/>
               <w:top w:val="none" w:sz="0" w:space="0" w:color="000000"/>
               <w:left w:val="none" w:sz="0" w:space="0" w:color="000000"/>
               <w:right w:val="none" w:sz="0" w:space="0" w:color="000000"/>
@@ -3081,7 +3081,7 @@
         <w:tc>
           <w:tcPr>
             <w:tcBorders>
-              <w:bottom w:val="single" w:sz="12" w:space="0" w:color="666666"/>
+              <w:bottom w:val="none" w:sz="0" w:space="0" w:color="000000"/>
               <w:top w:val="none" w:sz="0" w:space="0" w:color="000000"/>
               <w:left w:val="none" w:sz="0" w:space="0" w:color="000000"/>
               <w:right w:val="none" w:sz="0" w:space="0" w:color="000000"/>
@@ -3971,7 +3971,7 @@
         <w:tc>
           <w:tcPr>
             <w:tcBorders>
-              <w:bottom w:val="single" w:sz="12" w:space="0" w:color="666666"/>
+              <w:bottom w:val="none" w:sz="0" w:space="0" w:color="000000"/>
               <w:top w:val="none" w:sz="0" w:space="0" w:color="000000"/>
               <w:left w:val="none" w:sz="0" w:space="0" w:color="000000"/>
               <w:right w:val="none" w:sz="0" w:space="0" w:color="000000"/>
@@ -4416,7 +4416,7 @@
         <w:tc>
           <w:tcPr>
             <w:tcBorders>
-              <w:bottom w:val="single" w:sz="12" w:space="0" w:color="666666"/>
+              <w:bottom w:val="none" w:sz="0" w:space="0" w:color="000000"/>
               <w:top w:val="none" w:sz="0" w:space="0" w:color="000000"/>
               <w:left w:val="none" w:sz="0" w:space="0" w:color="000000"/>
               <w:right w:val="none" w:sz="0" w:space="0" w:color="000000"/>
@@ -5306,7 +5306,7 @@
         <w:tc>
           <w:tcPr>
             <w:tcBorders>
-              <w:bottom w:val="single" w:sz="12" w:space="0" w:color="666666"/>
+              <w:bottom w:val="none" w:sz="0" w:space="0" w:color="000000"/>
               <w:top w:val="none" w:sz="0" w:space="0" w:color="000000"/>
               <w:left w:val="none" w:sz="0" w:space="0" w:color="000000"/>
               <w:right w:val="none" w:sz="0" w:space="0" w:color="000000"/>
@@ -5751,7 +5751,7 @@
         <w:tc>
           <w:tcPr>
             <w:tcBorders>
-              <w:bottom w:val="single" w:sz="12" w:space="0" w:color="666666"/>
+              <w:bottom w:val="none" w:sz="0" w:space="0" w:color="000000"/>
               <w:top w:val="none" w:sz="0" w:space="0" w:color="000000"/>
               <w:left w:val="none" w:sz="0" w:space="0" w:color="000000"/>
               <w:right w:val="none" w:sz="0" w:space="0" w:color="000000"/>
@@ -6196,7 +6196,7 @@
         <w:tc>
           <w:tcPr>
             <w:tcBorders>
-              <w:bottom w:val="single" w:sz="12" w:space="0" w:color="666666"/>
+              <w:bottom w:val="none" w:sz="0" w:space="0" w:color="000000"/>
               <w:top w:val="none" w:sz="0" w:space="0" w:color="000000"/>
               <w:left w:val="none" w:sz="0" w:space="0" w:color="000000"/>
               <w:right w:val="none" w:sz="0" w:space="0" w:color="000000"/>
@@ -7086,7 +7086,7 @@
         <w:tc>
           <w:tcPr>
             <w:tcBorders>
-              <w:bottom w:val="single" w:sz="12" w:space="0" w:color="666666"/>
+              <w:bottom w:val="none" w:sz="0" w:space="0" w:color="000000"/>
               <w:top w:val="none" w:sz="0" w:space="0" w:color="000000"/>
               <w:left w:val="none" w:sz="0" w:space="0" w:color="000000"/>
               <w:right w:val="none" w:sz="0" w:space="0" w:color="000000"/>
@@ -7531,7 +7531,7 @@
         <w:tc>
           <w:tcPr>
             <w:tcBorders>
-              <w:bottom w:val="none" w:sz="0" w:space="0" w:color="000000"/>
+              <w:bottom w:val="single" w:sz="12" w:space="0" w:color="666666"/>
               <w:top w:val="none" w:sz="0" w:space="0" w:color="000000"/>
               <w:left w:val="none" w:sz="0" w:space="0" w:color="000000"/>
               <w:right w:val="none" w:sz="0" w:space="0" w:color="000000"/>

--- a/model_table.docx
+++ b/model_table.docx
@@ -13,7 +13,7 @@
         <w:gridCol w:w="2636"/>
         <w:gridCol w:w="1242"/>
         <w:gridCol w:w="1230"/>
-        <w:gridCol w:w="1646"/>
+        <w:gridCol w:w="1524"/>
         <w:gridCol w:w="1328"/>
         <w:gridCol w:w="1120"/>
         <w:gridCol w:w="1560"/>
@@ -629,7 +629,7 @@
                 <w:szCs w:val="22"/>
                 <w:color w:val="000000"/>
               </w:rPr>
-              <w:t xml:space="preserve">-31.955</w:t>
+              <w:t xml:space="preserve">-24.447</w:t>
             </w:r>
           </w:p>
         </w:tc>
@@ -684,7 +684,7 @@
                 <w:szCs w:val="22"/>
                 <w:color w:val="000000"/>
               </w:rPr>
-              <w:t xml:space="preserve">8.347</w:t>
+              <w:t xml:space="preserve">6.515</w:t>
             </w:r>
           </w:p>
         </w:tc>
@@ -739,7 +739,7 @@
                 <w:szCs w:val="22"/>
                 <w:color w:val="000000"/>
               </w:rPr>
-              <w:t xml:space="preserve">-3.82845272</w:t>
+              <w:t xml:space="preserve">-3.7525391</w:t>
             </w:r>
           </w:p>
         </w:tc>
@@ -794,7 +794,7 @@
                 <w:szCs w:val="22"/>
                 <w:color w:val="000000"/>
               </w:rPr>
-              <w:t xml:space="preserve">164.8284</w:t>
+              <w:t xml:space="preserve">164.4438</w:t>
             </w:r>
           </w:p>
         </w:tc>
@@ -905,6 +905,451 @@
                 <w:color w:val="000000"/>
               </w:rPr>
               <w:t xml:space="preserve">***</w:t>
+            </w:r>
+          </w:p>
+        </w:tc>
+      </w:tr>
+      <w:tr>
+        <w:trPr>
+          <w:trHeight w:val="573" w:hRule="auto"/>
+        </w:trPr>
+        <w:tc>
+          <w:tcPr>
+            <w:tcBorders>
+              <w:bottom w:val="none" w:sz="0" w:space="0" w:color="000000"/>
+              <w:top w:val="none" w:sz="0" w:space="0" w:color="000000"/>
+              <w:left w:val="none" w:sz="0" w:space="0" w:color="000000"/>
+              <w:right w:val="none" w:sz="0" w:space="0" w:color="000000"/>
+            </w:tcBorders>
+            <w:shd w:val="clear" w:color="auto" w:fill="FFFFFF"/>
+            <w:tcMar>
+              <w:top w:w="0" w:type="dxa"/>
+              <w:bottom w:w="0" w:type="dxa"/>
+              <w:left w:w="0" w:type="dxa"/>
+              <w:right w:w="0" w:type="dxa"/>
+            </w:tcMar>
+            <w:vAlign w:val="center"/>
+          </w:tcPr>
+          <w:p>
+            <w:pPr>
+              <w:pStyle w:val="Normal"/>
+              <w:jc w:val="left"/>
+              <w:pBdr>
+                <w:bottom w:val="none" w:sz="0" w:space="0" w:color="000000"/>
+                <w:top w:val="none" w:sz="0" w:space="0" w:color="000000"/>
+                <w:left w:val="none" w:sz="0" w:space="0" w:color="000000"/>
+                <w:right w:val="none" w:sz="0" w:space="0" w:color="000000"/>
+              </w:pBdr>
+              <w:spacing w:after="100" w:before="100" w:line="240"/>
+              <w:ind w:left="100" w:right="100" w:firstLine="0" w:firstLineChars="0"/>
+              <w:rPr>
+                <w:rFonts w:ascii="Arial" w:hAnsi="Arial" w:eastAsia="Arial" w:cs="Arial"/>
+                <w:i w:val="false"/>
+                <w:b w:val="false"/>
+                <w:u w:val="none"/>
+                <w:strike w:val="false"/>
+                <w:sz w:val="22"/>
+                <w:szCs w:val="22"/>
+                <w:color w:val="000000"/>
+              </w:rPr>
+            </w:pPr>
+            <w:r>
+              <w:rPr>
+                <w:rFonts w:ascii="Arial" w:hAnsi="Arial" w:eastAsia="Arial" w:cs="Arial"/>
+                <w:i w:val="false"/>
+                <w:b w:val="false"/>
+                <w:u w:val="none"/>
+                <w:strike w:val="false"/>
+                <w:sz w:val="22"/>
+                <w:szCs w:val="22"/>
+                <w:color w:val="000000"/>
+              </w:rPr>
+              <w:t xml:space="preserve">fixed</w:t>
+            </w:r>
+          </w:p>
+        </w:tc>
+        <w:tc>
+          <w:tcPr>
+            <w:tcBorders>
+              <w:bottom w:val="none" w:sz="0" w:space="0" w:color="000000"/>
+              <w:top w:val="none" w:sz="0" w:space="0" w:color="000000"/>
+              <w:left w:val="none" w:sz="0" w:space="0" w:color="000000"/>
+              <w:right w:val="none" w:sz="0" w:space="0" w:color="000000"/>
+            </w:tcBorders>
+            <w:shd w:val="clear" w:color="auto" w:fill="FFFFFF"/>
+            <w:tcMar>
+              <w:top w:w="0" w:type="dxa"/>
+              <w:bottom w:w="0" w:type="dxa"/>
+              <w:left w:w="0" w:type="dxa"/>
+              <w:right w:w="0" w:type="dxa"/>
+            </w:tcMar>
+            <w:vAlign w:val="center"/>
+          </w:tcPr>
+          <w:p>
+            <w:pPr>
+              <w:pStyle w:val="Normal"/>
+              <w:jc w:val="left"/>
+              <w:pBdr>
+                <w:bottom w:val="none" w:sz="0" w:space="0" w:color="000000"/>
+                <w:top w:val="none" w:sz="0" w:space="0" w:color="000000"/>
+                <w:left w:val="none" w:sz="0" w:space="0" w:color="000000"/>
+                <w:right w:val="none" w:sz="0" w:space="0" w:color="000000"/>
+              </w:pBdr>
+              <w:spacing w:after="100" w:before="100" w:line="240"/>
+              <w:ind w:left="100" w:right="100" w:firstLine="0" w:firstLineChars="0"/>
+              <w:rPr>
+                <w:rFonts w:ascii="Arial" w:hAnsi="Arial" w:eastAsia="Arial" w:cs="Arial"/>
+                <w:i w:val="false"/>
+                <w:b w:val="false"/>
+                <w:u w:val="none"/>
+                <w:strike w:val="false"/>
+                <w:sz w:val="22"/>
+                <w:szCs w:val="22"/>
+                <w:color w:val="000000"/>
+              </w:rPr>
+            </w:pPr>
+            <w:r>
+              <w:rPr>
+                <w:rFonts w:ascii="Arial" w:hAnsi="Arial" w:eastAsia="Arial" w:cs="Arial"/>
+                <w:i w:val="false"/>
+                <w:b w:val="false"/>
+                <w:u w:val="none"/>
+                <w:strike w:val="false"/>
+                <w:sz w:val="22"/>
+                <w:szCs w:val="22"/>
+                <w:color w:val="000000"/>
+              </w:rPr>
+              <w:t xml:space="preserve">siteka</w:t>
+            </w:r>
+          </w:p>
+        </w:tc>
+        <w:tc>
+          <w:tcPr>
+            <w:tcBorders>
+              <w:bottom w:val="none" w:sz="0" w:space="0" w:color="000000"/>
+              <w:top w:val="none" w:sz="0" w:space="0" w:color="000000"/>
+              <w:left w:val="none" w:sz="0" w:space="0" w:color="000000"/>
+              <w:right w:val="none" w:sz="0" w:space="0" w:color="000000"/>
+            </w:tcBorders>
+            <w:shd w:val="clear" w:color="auto" w:fill="FFFFFF"/>
+            <w:tcMar>
+              <w:top w:w="0" w:type="dxa"/>
+              <w:bottom w:w="0" w:type="dxa"/>
+              <w:left w:w="0" w:type="dxa"/>
+              <w:right w:w="0" w:type="dxa"/>
+            </w:tcMar>
+            <w:vAlign w:val="center"/>
+          </w:tcPr>
+          <w:p>
+            <w:pPr>
+              <w:pStyle w:val="Normal"/>
+              <w:jc w:val="right"/>
+              <w:pBdr>
+                <w:bottom w:val="none" w:sz="0" w:space="0" w:color="000000"/>
+                <w:top w:val="none" w:sz="0" w:space="0" w:color="000000"/>
+                <w:left w:val="none" w:sz="0" w:space="0" w:color="000000"/>
+                <w:right w:val="none" w:sz="0" w:space="0" w:color="000000"/>
+              </w:pBdr>
+              <w:spacing w:after="100" w:before="100" w:line="240"/>
+              <w:ind w:left="100" w:right="100" w:firstLine="0" w:firstLineChars="0"/>
+              <w:rPr>
+                <w:rFonts w:ascii="Arial" w:hAnsi="Arial" w:eastAsia="Arial" w:cs="Arial"/>
+                <w:i w:val="false"/>
+                <w:b w:val="false"/>
+                <w:u w:val="none"/>
+                <w:strike w:val="false"/>
+                <w:sz w:val="22"/>
+                <w:szCs w:val="22"/>
+                <w:color w:val="000000"/>
+              </w:rPr>
+            </w:pPr>
+            <w:r>
+              <w:rPr>
+                <w:rFonts w:ascii="Arial" w:hAnsi="Arial" w:eastAsia="Arial" w:cs="Arial"/>
+                <w:i w:val="false"/>
+                <w:b w:val="false"/>
+                <w:u w:val="none"/>
+                <w:strike w:val="false"/>
+                <w:sz w:val="22"/>
+                <w:szCs w:val="22"/>
+                <w:color w:val="000000"/>
+              </w:rPr>
+              <w:t xml:space="preserve">-7.508</w:t>
+            </w:r>
+          </w:p>
+        </w:tc>
+        <w:tc>
+          <w:tcPr>
+            <w:tcBorders>
+              <w:bottom w:val="none" w:sz="0" w:space="0" w:color="000000"/>
+              <w:top w:val="none" w:sz="0" w:space="0" w:color="000000"/>
+              <w:left w:val="none" w:sz="0" w:space="0" w:color="000000"/>
+              <w:right w:val="none" w:sz="0" w:space="0" w:color="000000"/>
+            </w:tcBorders>
+            <w:shd w:val="clear" w:color="auto" w:fill="FFFFFF"/>
+            <w:tcMar>
+              <w:top w:w="0" w:type="dxa"/>
+              <w:bottom w:w="0" w:type="dxa"/>
+              <w:left w:w="0" w:type="dxa"/>
+              <w:right w:w="0" w:type="dxa"/>
+            </w:tcMar>
+            <w:vAlign w:val="center"/>
+          </w:tcPr>
+          <w:p>
+            <w:pPr>
+              <w:pStyle w:val="Normal"/>
+              <w:jc w:val="right"/>
+              <w:pBdr>
+                <w:bottom w:val="none" w:sz="0" w:space="0" w:color="000000"/>
+                <w:top w:val="none" w:sz="0" w:space="0" w:color="000000"/>
+                <w:left w:val="none" w:sz="0" w:space="0" w:color="000000"/>
+                <w:right w:val="none" w:sz="0" w:space="0" w:color="000000"/>
+              </w:pBdr>
+              <w:spacing w:after="100" w:before="100" w:line="240"/>
+              <w:ind w:left="100" w:right="100" w:firstLine="0" w:firstLineChars="0"/>
+              <w:rPr>
+                <w:rFonts w:ascii="Arial" w:hAnsi="Arial" w:eastAsia="Arial" w:cs="Arial"/>
+                <w:i w:val="false"/>
+                <w:b w:val="false"/>
+                <w:u w:val="none"/>
+                <w:strike w:val="false"/>
+                <w:sz w:val="22"/>
+                <w:szCs w:val="22"/>
+                <w:color w:val="000000"/>
+              </w:rPr>
+            </w:pPr>
+            <w:r>
+              <w:rPr>
+                <w:rFonts w:ascii="Arial" w:hAnsi="Arial" w:eastAsia="Arial" w:cs="Arial"/>
+                <w:i w:val="false"/>
+                <w:b w:val="false"/>
+                <w:u w:val="none"/>
+                <w:strike w:val="false"/>
+                <w:sz w:val="22"/>
+                <w:szCs w:val="22"/>
+                <w:color w:val="000000"/>
+              </w:rPr>
+              <w:t xml:space="preserve">10.549</w:t>
+            </w:r>
+          </w:p>
+        </w:tc>
+        <w:tc>
+          <w:tcPr>
+            <w:tcBorders>
+              <w:bottom w:val="none" w:sz="0" w:space="0" w:color="000000"/>
+              <w:top w:val="none" w:sz="0" w:space="0" w:color="000000"/>
+              <w:left w:val="none" w:sz="0" w:space="0" w:color="000000"/>
+              <w:right w:val="none" w:sz="0" w:space="0" w:color="000000"/>
+            </w:tcBorders>
+            <w:shd w:val="clear" w:color="auto" w:fill="FFFFFF"/>
+            <w:tcMar>
+              <w:top w:w="0" w:type="dxa"/>
+              <w:bottom w:w="0" w:type="dxa"/>
+              <w:left w:w="0" w:type="dxa"/>
+              <w:right w:w="0" w:type="dxa"/>
+            </w:tcMar>
+            <w:vAlign w:val="center"/>
+          </w:tcPr>
+          <w:p>
+            <w:pPr>
+              <w:pStyle w:val="Normal"/>
+              <w:jc w:val="right"/>
+              <w:pBdr>
+                <w:bottom w:val="none" w:sz="0" w:space="0" w:color="000000"/>
+                <w:top w:val="none" w:sz="0" w:space="0" w:color="000000"/>
+                <w:left w:val="none" w:sz="0" w:space="0" w:color="000000"/>
+                <w:right w:val="none" w:sz="0" w:space="0" w:color="000000"/>
+              </w:pBdr>
+              <w:spacing w:after="100" w:before="100" w:line="240"/>
+              <w:ind w:left="100" w:right="100" w:firstLine="0" w:firstLineChars="0"/>
+              <w:rPr>
+                <w:rFonts w:ascii="Arial" w:hAnsi="Arial" w:eastAsia="Arial" w:cs="Arial"/>
+                <w:i w:val="false"/>
+                <w:b w:val="false"/>
+                <w:u w:val="none"/>
+                <w:strike w:val="false"/>
+                <w:sz w:val="22"/>
+                <w:szCs w:val="22"/>
+                <w:color w:val="000000"/>
+              </w:rPr>
+            </w:pPr>
+            <w:r>
+              <w:rPr>
+                <w:rFonts w:ascii="Arial" w:hAnsi="Arial" w:eastAsia="Arial" w:cs="Arial"/>
+                <w:i w:val="false"/>
+                <w:b w:val="false"/>
+                <w:u w:val="none"/>
+                <w:strike w:val="false"/>
+                <w:sz w:val="22"/>
+                <w:szCs w:val="22"/>
+                <w:color w:val="000000"/>
+              </w:rPr>
+              <w:t xml:space="preserve">-0.7117711</w:t>
+            </w:r>
+          </w:p>
+        </w:tc>
+        <w:tc>
+          <w:tcPr>
+            <w:tcBorders>
+              <w:bottom w:val="none" w:sz="0" w:space="0" w:color="000000"/>
+              <w:top w:val="none" w:sz="0" w:space="0" w:color="000000"/>
+              <w:left w:val="none" w:sz="0" w:space="0" w:color="000000"/>
+              <w:right w:val="none" w:sz="0" w:space="0" w:color="000000"/>
+            </w:tcBorders>
+            <w:shd w:val="clear" w:color="auto" w:fill="FFFFFF"/>
+            <w:tcMar>
+              <w:top w:w="0" w:type="dxa"/>
+              <w:bottom w:w="0" w:type="dxa"/>
+              <w:left w:w="0" w:type="dxa"/>
+              <w:right w:w="0" w:type="dxa"/>
+            </w:tcMar>
+            <w:vAlign w:val="center"/>
+          </w:tcPr>
+          <w:p>
+            <w:pPr>
+              <w:pStyle w:val="Normal"/>
+              <w:jc w:val="right"/>
+              <w:pBdr>
+                <w:bottom w:val="none" w:sz="0" w:space="0" w:color="000000"/>
+                <w:top w:val="none" w:sz="0" w:space="0" w:color="000000"/>
+                <w:left w:val="none" w:sz="0" w:space="0" w:color="000000"/>
+                <w:right w:val="none" w:sz="0" w:space="0" w:color="000000"/>
+              </w:pBdr>
+              <w:spacing w:after="100" w:before="100" w:line="240"/>
+              <w:ind w:left="100" w:right="100" w:firstLine="0" w:firstLineChars="0"/>
+              <w:rPr>
+                <w:rFonts w:ascii="Arial" w:hAnsi="Arial" w:eastAsia="Arial" w:cs="Arial"/>
+                <w:i w:val="false"/>
+                <w:b w:val="false"/>
+                <w:u w:val="none"/>
+                <w:strike w:val="false"/>
+                <w:sz w:val="22"/>
+                <w:szCs w:val="22"/>
+                <w:color w:val="000000"/>
+              </w:rPr>
+            </w:pPr>
+            <w:r>
+              <w:rPr>
+                <w:rFonts w:ascii="Arial" w:hAnsi="Arial" w:eastAsia="Arial" w:cs="Arial"/>
+                <w:i w:val="false"/>
+                <w:b w:val="false"/>
+                <w:u w:val="none"/>
+                <w:strike w:val="false"/>
+                <w:sz w:val="22"/>
+                <w:szCs w:val="22"/>
+                <w:color w:val="000000"/>
+              </w:rPr>
+              <w:t xml:space="preserve">160.7863</w:t>
+            </w:r>
+          </w:p>
+        </w:tc>
+        <w:tc>
+          <w:tcPr>
+            <w:tcBorders>
+              <w:bottom w:val="none" w:sz="0" w:space="0" w:color="000000"/>
+              <w:top w:val="none" w:sz="0" w:space="0" w:color="000000"/>
+              <w:left w:val="none" w:sz="0" w:space="0" w:color="000000"/>
+              <w:right w:val="none" w:sz="0" w:space="0" w:color="000000"/>
+            </w:tcBorders>
+            <w:shd w:val="clear" w:color="auto" w:fill="FFFFFF"/>
+            <w:tcMar>
+              <w:top w:w="0" w:type="dxa"/>
+              <w:bottom w:w="0" w:type="dxa"/>
+              <w:left w:w="0" w:type="dxa"/>
+              <w:right w:w="0" w:type="dxa"/>
+            </w:tcMar>
+            <w:vAlign w:val="center"/>
+          </w:tcPr>
+          <w:p>
+            <w:pPr>
+              <w:pStyle w:val="Normal"/>
+              <w:jc w:val="right"/>
+              <w:pBdr>
+                <w:bottom w:val="none" w:sz="0" w:space="0" w:color="000000"/>
+                <w:top w:val="none" w:sz="0" w:space="0" w:color="000000"/>
+                <w:left w:val="none" w:sz="0" w:space="0" w:color="000000"/>
+                <w:right w:val="none" w:sz="0" w:space="0" w:color="000000"/>
+              </w:pBdr>
+              <w:spacing w:after="100" w:before="100" w:line="240"/>
+              <w:ind w:left="100" w:right="100" w:firstLine="0" w:firstLineChars="0"/>
+              <w:rPr>
+                <w:rFonts w:ascii="Arial" w:hAnsi="Arial" w:eastAsia="Arial" w:cs="Arial"/>
+                <w:i w:val="false"/>
+                <w:b w:val="false"/>
+                <w:u w:val="none"/>
+                <w:strike w:val="false"/>
+                <w:sz w:val="22"/>
+                <w:szCs w:val="22"/>
+                <w:color w:val="000000"/>
+              </w:rPr>
+            </w:pPr>
+            <w:r>
+              <w:rPr>
+                <w:rFonts w:ascii="Arial" w:hAnsi="Arial" w:eastAsia="Arial" w:cs="Arial"/>
+                <w:i w:val="false"/>
+                <w:b w:val="false"/>
+                <w:u w:val="none"/>
+                <w:strike w:val="false"/>
+                <w:sz w:val="22"/>
+                <w:szCs w:val="22"/>
+                <w:color w:val="000000"/>
+              </w:rPr>
+              <w:t xml:space="preserve">0.478</w:t>
+            </w:r>
+          </w:p>
+        </w:tc>
+        <w:tc>
+          <w:tcPr>
+            <w:tcBorders>
+              <w:bottom w:val="none" w:sz="0" w:space="0" w:color="000000"/>
+              <w:top w:val="none" w:sz="0" w:space="0" w:color="000000"/>
+              <w:left w:val="none" w:sz="0" w:space="0" w:color="000000"/>
+              <w:right w:val="none" w:sz="0" w:space="0" w:color="000000"/>
+            </w:tcBorders>
+            <w:shd w:val="clear" w:color="auto" w:fill="FFFFFF"/>
+            <w:tcMar>
+              <w:top w:w="0" w:type="dxa"/>
+              <w:bottom w:w="0" w:type="dxa"/>
+              <w:left w:w="0" w:type="dxa"/>
+              <w:right w:w="0" w:type="dxa"/>
+            </w:tcMar>
+            <w:vAlign w:val="center"/>
+          </w:tcPr>
+          <w:p>
+            <w:pPr>
+              <w:pStyle w:val="Normal"/>
+              <w:jc w:val="left"/>
+              <w:pBdr>
+                <w:bottom w:val="none" w:sz="0" w:space="0" w:color="000000"/>
+                <w:top w:val="none" w:sz="0" w:space="0" w:color="000000"/>
+                <w:left w:val="none" w:sz="0" w:space="0" w:color="000000"/>
+                <w:right w:val="none" w:sz="0" w:space="0" w:color="000000"/>
+              </w:pBdr>
+              <w:spacing w:after="100" w:before="100" w:line="240"/>
+              <w:ind w:left="100" w:right="100" w:firstLine="0" w:firstLineChars="0"/>
+              <w:rPr>
+                <w:rFonts w:ascii="Arial" w:hAnsi="Arial" w:eastAsia="Arial" w:cs="Arial"/>
+                <w:i w:val="false"/>
+                <w:b w:val="false"/>
+                <w:u w:val="none"/>
+                <w:strike w:val="false"/>
+                <w:sz w:val="22"/>
+                <w:szCs w:val="22"/>
+                <w:color w:val="000000"/>
+              </w:rPr>
+            </w:pPr>
+            <w:r>
+              <w:rPr>
+                <w:rFonts w:ascii="Arial" w:hAnsi="Arial" w:eastAsia="Arial" w:cs="Arial"/>
+                <w:i w:val="false"/>
+                <w:b w:val="false"/>
+                <w:u w:val="none"/>
+                <w:strike w:val="false"/>
+                <w:sz w:val="22"/>
+                <w:szCs w:val="22"/>
+                <w:color w:val="000000"/>
+              </w:rPr>
+              <w:t xml:space="preserve"/>
             </w:r>
           </w:p>
         </w:tc>
@@ -1074,7 +1519,7 @@
                 <w:szCs w:val="22"/>
                 <w:color w:val="000000"/>
               </w:rPr>
-              <w:t xml:space="preserve">-6.324</w:t>
+              <w:t xml:space="preserve">-13.832</w:t>
             </w:r>
           </w:p>
         </w:tc>
@@ -1129,7 +1574,7 @@
                 <w:szCs w:val="22"/>
                 <w:color w:val="000000"/>
               </w:rPr>
-              <w:t xml:space="preserve">11.394</w:t>
+              <w:t xml:space="preserve">10.161</w:t>
             </w:r>
           </w:p>
         </w:tc>
@@ -1184,7 +1629,7 @@
                 <w:szCs w:val="22"/>
                 <w:color w:val="000000"/>
               </w:rPr>
-              <w:t xml:space="preserve">-0.55501402</w:t>
+              <w:t xml:space="preserve">-1.3613128</w:t>
             </w:r>
           </w:p>
         </w:tc>
@@ -1239,7 +1684,7 @@
                 <w:szCs w:val="22"/>
                 <w:color w:val="000000"/>
               </w:rPr>
-              <w:t xml:space="preserve">157.2840</w:t>
+              <w:t xml:space="preserve">157.1087</w:t>
             </w:r>
           </w:p>
         </w:tc>
@@ -1294,7 +1739,7 @@
                 <w:szCs w:val="22"/>
                 <w:color w:val="000000"/>
               </w:rPr>
-              <w:t xml:space="preserve">0.580</w:t>
+              <w:t xml:space="preserve">0.175</w:t>
             </w:r>
           </w:p>
         </w:tc>
@@ -1464,7 +1909,7 @@
                 <w:szCs w:val="22"/>
                 <w:color w:val="000000"/>
               </w:rPr>
-              <w:t xml:space="preserve">sitese</w:t>
+              <w:t xml:space="preserve">siteso</w:t>
             </w:r>
           </w:p>
         </w:tc>
@@ -1519,7 +1964,7 @@
                 <w:szCs w:val="22"/>
                 <w:color w:val="000000"/>
               </w:rPr>
-              <w:t xml:space="preserve">7.508</w:t>
+              <w:t xml:space="preserve">20.402</w:t>
             </w:r>
           </w:p>
         </w:tc>
@@ -1574,7 +2019,7 @@
                 <w:szCs w:val="22"/>
                 <w:color w:val="000000"/>
               </w:rPr>
-              <w:t xml:space="preserve">10.549</w:t>
+              <w:t xml:space="preserve">11.509</w:t>
             </w:r>
           </w:p>
         </w:tc>
@@ -1629,7 +2074,7 @@
                 <w:szCs w:val="22"/>
                 <w:color w:val="000000"/>
               </w:rPr>
-              <w:t xml:space="preserve">0.71177106</w:t>
+              <w:t xml:space="preserve">1.7726286</w:t>
             </w:r>
           </w:p>
         </w:tc>
@@ -1684,7 +2129,7 @@
                 <w:szCs w:val="22"/>
                 <w:color w:val="000000"/>
               </w:rPr>
-              <w:t xml:space="preserve">160.7863</w:t>
+              <w:t xml:space="preserve">160.7526</w:t>
             </w:r>
           </w:p>
         </w:tc>
@@ -1739,7 +2184,7 @@
                 <w:szCs w:val="22"/>
                 <w:color w:val="000000"/>
               </w:rPr>
-              <w:t xml:space="preserve">0.478</w:t>
+              <w:t xml:space="preserve">0.078</w:t>
             </w:r>
           </w:p>
         </w:tc>
@@ -1794,7 +2239,7 @@
                 <w:szCs w:val="22"/>
                 <w:color w:val="000000"/>
               </w:rPr>
-              <w:t xml:space="preserve"/>
+              <w:t xml:space="preserve">.</w:t>
             </w:r>
           </w:p>
         </w:tc>
@@ -1909,7 +2354,7 @@
                 <w:szCs w:val="22"/>
                 <w:color w:val="000000"/>
               </w:rPr>
-              <w:t xml:space="preserve">siteso</w:t>
+              <w:t xml:space="preserve">habitato</w:t>
             </w:r>
           </w:p>
         </w:tc>
@@ -1964,7 +2409,7 @@
                 <w:szCs w:val="22"/>
                 <w:color w:val="000000"/>
               </w:rPr>
-              <w:t xml:space="preserve">27.910</w:t>
+              <w:t xml:space="preserve">1.841</w:t>
             </w:r>
           </w:p>
         </w:tc>
@@ -2019,7 +2464,7 @@
                 <w:szCs w:val="22"/>
                 <w:color w:val="000000"/>
               </w:rPr>
-              <w:t xml:space="preserve">12.647</w:t>
+              <w:t xml:space="preserve">9.224</w:t>
             </w:r>
           </w:p>
         </w:tc>
@@ -2074,7 +2519,7 @@
                 <w:szCs w:val="22"/>
                 <w:color w:val="000000"/>
               </w:rPr>
-              <w:t xml:space="preserve">2.20681968</w:t>
+              <w:t xml:space="preserve">0.1995986</w:t>
             </w:r>
           </w:p>
         </w:tc>
@@ -2129,7 +2574,7 @@
                 <w:szCs w:val="22"/>
                 <w:color w:val="000000"/>
               </w:rPr>
-              <w:t xml:space="preserve">162.2327</w:t>
+              <w:t xml:space="preserve">157.0368</w:t>
             </w:r>
           </w:p>
         </w:tc>
@@ -2184,7 +2629,7 @@
                 <w:szCs w:val="22"/>
                 <w:color w:val="000000"/>
               </w:rPr>
-              <w:t xml:space="preserve">0.029</w:t>
+              <w:t xml:space="preserve">0.842</w:t>
             </w:r>
           </w:p>
         </w:tc>
@@ -2239,7 +2684,7 @@
                 <w:szCs w:val="22"/>
                 <w:color w:val="000000"/>
               </w:rPr>
-              <w:t xml:space="preserve">*</w:t>
+              <w:t xml:space="preserve"/>
             </w:r>
           </w:p>
         </w:tc>
@@ -2354,7 +2799,7 @@
                 <w:szCs w:val="22"/>
                 <w:color w:val="000000"/>
               </w:rPr>
-              <w:t xml:space="preserve">habitato</w:t>
+              <w:t xml:space="preserve">session</w:t>
             </w:r>
           </w:p>
         </w:tc>
@@ -2409,7 +2854,7 @@
                 <w:szCs w:val="22"/>
                 <w:color w:val="000000"/>
               </w:rPr>
-              <w:t xml:space="preserve">18.711</w:t>
+              <w:t xml:space="preserve">-0.349</w:t>
             </w:r>
           </w:p>
         </w:tc>
@@ -2464,7 +2909,7 @@
                 <w:szCs w:val="22"/>
                 <w:color w:val="000000"/>
               </w:rPr>
-              <w:t xml:space="preserve">12.367</w:t>
+              <w:t xml:space="preserve">2.709</w:t>
             </w:r>
           </w:p>
         </w:tc>
@@ -2519,7 +2964,7 @@
                 <w:szCs w:val="22"/>
                 <w:color w:val="000000"/>
               </w:rPr>
-              <w:t xml:space="preserve">1.51298310</w:t>
+              <w:t xml:space="preserve">-0.1288073</w:t>
             </w:r>
           </w:p>
         </w:tc>
@@ -2574,7 +3019,7 @@
                 <w:szCs w:val="22"/>
                 <w:color w:val="000000"/>
               </w:rPr>
-              <w:t xml:space="preserve">162.0640</w:t>
+              <w:t xml:space="preserve">155.1298</w:t>
             </w:r>
           </w:p>
         </w:tc>
@@ -2629,7 +3074,7 @@
                 <w:szCs w:val="22"/>
                 <w:color w:val="000000"/>
               </w:rPr>
-              <w:t xml:space="preserve">0.132</w:t>
+              <w:t xml:space="preserve">0.898</w:t>
             </w:r>
           </w:p>
         </w:tc>
@@ -2799,7 +3244,7 @@
                 <w:szCs w:val="22"/>
                 <w:color w:val="000000"/>
               </w:rPr>
-              <w:t xml:space="preserve">session</w:t>
+              <w:t xml:space="preserve">siteka:habitato</w:t>
             </w:r>
           </w:p>
         </w:tc>
@@ -2854,7 +3299,7 @@
                 <w:szCs w:val="22"/>
                 <w:color w:val="000000"/>
               </w:rPr>
-              <w:t xml:space="preserve">6.537</w:t>
+              <w:t xml:space="preserve">16.870</w:t>
             </w:r>
           </w:p>
         </w:tc>
@@ -2909,7 +3354,7 @@
                 <w:szCs w:val="22"/>
                 <w:color w:val="000000"/>
               </w:rPr>
-              <w:t xml:space="preserve">3.208</w:t>
+              <w:t xml:space="preserve">15.476</w:t>
             </w:r>
           </w:p>
         </w:tc>
@@ -2964,7 +3409,7 @@
                 <w:szCs w:val="22"/>
                 <w:color w:val="000000"/>
               </w:rPr>
-              <w:t xml:space="preserve">2.03759942</w:t>
+              <w:t xml:space="preserve">1.0900879</w:t>
             </w:r>
           </w:p>
         </w:tc>
@@ -3019,7 +3464,7 @@
                 <w:szCs w:val="22"/>
                 <w:color w:val="000000"/>
               </w:rPr>
-              <w:t xml:space="preserve">159.3211</w:t>
+              <w:t xml:space="preserve">162.5217</w:t>
             </w:r>
           </w:p>
         </w:tc>
@@ -3074,7 +3519,7 @@
                 <w:szCs w:val="22"/>
                 <w:color w:val="000000"/>
               </w:rPr>
-              <w:t xml:space="preserve">0.043</w:t>
+              <w:t xml:space="preserve">0.277</w:t>
             </w:r>
           </w:p>
         </w:tc>
@@ -3129,7 +3574,7 @@
                 <w:szCs w:val="22"/>
                 <w:color w:val="000000"/>
               </w:rPr>
-              <w:t xml:space="preserve">*</w:t>
+              <w:t xml:space="preserve"/>
             </w:r>
           </w:p>
         </w:tc>
@@ -3299,7 +3744,7 @@
                 <w:szCs w:val="22"/>
                 <w:color w:val="000000"/>
               </w:rPr>
-              <w:t xml:space="preserve">7.286</w:t>
+              <w:t xml:space="preserve">24.157</w:t>
             </w:r>
           </w:p>
         </w:tc>
@@ -3354,7 +3799,7 @@
                 <w:szCs w:val="22"/>
                 <w:color w:val="000000"/>
               </w:rPr>
-              <w:t xml:space="preserve">17.248</w:t>
+              <w:t xml:space="preserve">15.288</w:t>
             </w:r>
           </w:p>
         </w:tc>
@@ -3409,7 +3854,7 @@
                 <w:szCs w:val="22"/>
                 <w:color w:val="000000"/>
               </w:rPr>
-              <w:t xml:space="preserve">0.42245992</w:t>
+              <w:t xml:space="preserve">1.5801038</w:t>
             </w:r>
           </w:p>
         </w:tc>
@@ -3464,7 +3909,7 @@
                 <w:szCs w:val="22"/>
                 <w:color w:val="000000"/>
               </w:rPr>
-              <w:t xml:space="preserve">156.1677</w:t>
+              <w:t xml:space="preserve">160.1168</w:t>
             </w:r>
           </w:p>
         </w:tc>
@@ -3519,7 +3964,7 @@
                 <w:szCs w:val="22"/>
                 <w:color w:val="000000"/>
               </w:rPr>
-              <w:t xml:space="preserve">0.673</w:t>
+              <w:t xml:space="preserve">0.116</w:t>
             </w:r>
           </w:p>
         </w:tc>
@@ -3689,7 +4134,7 @@
                 <w:szCs w:val="22"/>
                 <w:color w:val="000000"/>
               </w:rPr>
-              <w:t xml:space="preserve">sitese:habitato</w:t>
+              <w:t xml:space="preserve">siteso:habitato</w:t>
             </w:r>
           </w:p>
         </w:tc>
@@ -3744,7 +4189,7 @@
                 <w:szCs w:val="22"/>
                 <w:color w:val="000000"/>
               </w:rPr>
-              <w:t xml:space="preserve">-16.870</w:t>
+              <w:t xml:space="preserve">-48.582</w:t>
             </w:r>
           </w:p>
         </w:tc>
@@ -3799,7 +4244,7 @@
                 <w:szCs w:val="22"/>
                 <w:color w:val="000000"/>
               </w:rPr>
-              <w:t xml:space="preserve">15.476</w:t>
+              <w:t xml:space="preserve">16.973</w:t>
             </w:r>
           </w:p>
         </w:tc>
@@ -3854,7 +4299,7 @@
                 <w:szCs w:val="22"/>
                 <w:color w:val="000000"/>
               </w:rPr>
-              <w:t xml:space="preserve">-1.09008794</w:t>
+              <w:t xml:space="preserve">-2.8622293</w:t>
             </w:r>
           </w:p>
         </w:tc>
@@ -3909,7 +4354,7 @@
                 <w:szCs w:val="22"/>
                 <w:color w:val="000000"/>
               </w:rPr>
-              <w:t xml:space="preserve">162.5217</w:t>
+              <w:t xml:space="preserve">158.9058</w:t>
             </w:r>
           </w:p>
         </w:tc>
@@ -3964,7 +4409,7 @@
                 <w:szCs w:val="22"/>
                 <w:color w:val="000000"/>
               </w:rPr>
-              <w:t xml:space="preserve">0.277</w:t>
+              <w:t xml:space="preserve">0.005</w:t>
             </w:r>
           </w:p>
         </w:tc>
@@ -4019,7 +4464,7 @@
                 <w:szCs w:val="22"/>
                 <w:color w:val="000000"/>
               </w:rPr>
-              <w:t xml:space="preserve"/>
+              <w:t xml:space="preserve">**</w:t>
             </w:r>
           </w:p>
         </w:tc>
@@ -4134,7 +4579,7 @@
                 <w:szCs w:val="22"/>
                 <w:color w:val="000000"/>
               </w:rPr>
-              <w:t xml:space="preserve">siteso:habitato</w:t>
+              <w:t xml:space="preserve">siteka:session</w:t>
             </w:r>
           </w:p>
         </w:tc>
@@ -4189,7 +4634,7 @@
                 <w:szCs w:val="22"/>
                 <w:color w:val="000000"/>
               </w:rPr>
-              <w:t xml:space="preserve">-65.452</w:t>
+              <w:t xml:space="preserve">6.886</w:t>
             </w:r>
           </w:p>
         </w:tc>
@@ -4244,7 +4689,7 @@
                 <w:szCs w:val="22"/>
                 <w:color w:val="000000"/>
               </w:rPr>
-              <w:t xml:space="preserve">18.861</w:t>
+              <w:t xml:space="preserve">4.207</w:t>
             </w:r>
           </w:p>
         </w:tc>
@@ -4299,7 +4744,7 @@
                 <w:szCs w:val="22"/>
                 <w:color w:val="000000"/>
               </w:rPr>
-              <w:t xml:space="preserve">-3.47028478</w:t>
+              <w:t xml:space="preserve">1.6367068</w:t>
             </w:r>
           </w:p>
         </w:tc>
@@ -4354,7 +4799,7 @@
                 <w:szCs w:val="22"/>
                 <w:color w:val="000000"/>
               </w:rPr>
-              <w:t xml:space="preserve">160.3693</w:t>
+              <w:t xml:space="preserve">159.0549</w:t>
             </w:r>
           </w:p>
         </w:tc>
@@ -4409,7 +4854,7 @@
                 <w:szCs w:val="22"/>
                 <w:color w:val="000000"/>
               </w:rPr>
-              <w:t xml:space="preserve">0.001</w:t>
+              <w:t xml:space="preserve">0.104</w:t>
             </w:r>
           </w:p>
         </w:tc>
@@ -4464,7 +4909,7 @@
                 <w:szCs w:val="22"/>
                 <w:color w:val="000000"/>
               </w:rPr>
-              <w:t xml:space="preserve">***</w:t>
+              <w:t xml:space="preserve"/>
             </w:r>
           </w:p>
         </w:tc>
@@ -4634,7 +5079,7 @@
                 <w:szCs w:val="22"/>
                 <w:color w:val="000000"/>
               </w:rPr>
-              <w:t xml:space="preserve">-1.569</w:t>
+              <w:t xml:space="preserve">5.317</w:t>
             </w:r>
           </w:p>
         </w:tc>
@@ -4689,7 +5134,7 @@
                 <w:szCs w:val="22"/>
                 <w:color w:val="000000"/>
               </w:rPr>
-              <w:t xml:space="preserve">5.207</w:t>
+              <w:t xml:space="preserve">4.935</w:t>
             </w:r>
           </w:p>
         </w:tc>
@@ -4744,7 +5189,7 @@
                 <w:szCs w:val="22"/>
                 <w:color w:val="000000"/>
               </w:rPr>
-              <w:t xml:space="preserve">-0.30138295</w:t>
+              <w:t xml:space="preserve">1.0773303</w:t>
             </w:r>
           </w:p>
         </w:tc>
@@ -4799,7 +5244,7 @@
                 <w:szCs w:val="22"/>
                 <w:color w:val="000000"/>
               </w:rPr>
-              <w:t xml:space="preserve">156.1319</w:t>
+              <w:t xml:space="preserve">158.3734</w:t>
             </w:r>
           </w:p>
         </w:tc>
@@ -4854,7 +5299,7 @@
                 <w:szCs w:val="22"/>
                 <w:color w:val="000000"/>
               </w:rPr>
-              <w:t xml:space="preserve">0.764</w:t>
+              <w:t xml:space="preserve">0.283</w:t>
             </w:r>
           </w:p>
         </w:tc>
@@ -5024,7 +5469,7 @@
                 <w:szCs w:val="22"/>
                 <w:color w:val="000000"/>
               </w:rPr>
-              <w:t xml:space="preserve">sitese:session</w:t>
+              <w:t xml:space="preserve">siteso:session</w:t>
             </w:r>
           </w:p>
         </w:tc>
@@ -5079,7 +5524,7 @@
                 <w:szCs w:val="22"/>
                 <w:color w:val="000000"/>
               </w:rPr>
-              <w:t xml:space="preserve">-6.886</w:t>
+              <w:t xml:space="preserve">-1.579</w:t>
             </w:r>
           </w:p>
         </w:tc>
@@ -5134,7 +5579,7 @@
                 <w:szCs w:val="22"/>
                 <w:color w:val="000000"/>
               </w:rPr>
-              <w:t xml:space="preserve">4.207</w:t>
+              <w:t xml:space="preserve">5.233</w:t>
             </w:r>
           </w:p>
         </w:tc>
@@ -5189,7 +5634,7 @@
                 <w:szCs w:val="22"/>
                 <w:color w:val="000000"/>
               </w:rPr>
-              <w:t xml:space="preserve">-1.63670676</w:t>
+              <w:t xml:space="preserve">-0.3017070</w:t>
             </w:r>
           </w:p>
         </w:tc>
@@ -5244,7 +5689,7 @@
                 <w:szCs w:val="22"/>
                 <w:color w:val="000000"/>
               </w:rPr>
-              <w:t xml:space="preserve">159.0549</w:t>
+              <w:t xml:space="preserve">161.2199</w:t>
             </w:r>
           </w:p>
         </w:tc>
@@ -5299,7 +5744,7 @@
                 <w:szCs w:val="22"/>
                 <w:color w:val="000000"/>
               </w:rPr>
-              <w:t xml:space="preserve">0.104</w:t>
+              <w:t xml:space="preserve">0.763</w:t>
             </w:r>
           </w:p>
         </w:tc>
@@ -5469,7 +5914,7 @@
                 <w:szCs w:val="22"/>
                 <w:color w:val="000000"/>
               </w:rPr>
-              <w:t xml:space="preserve">siteso:session</w:t>
+              <w:t xml:space="preserve">habitato:session</w:t>
             </w:r>
           </w:p>
         </w:tc>
@@ -5524,7 +5969,7 @@
                 <w:szCs w:val="22"/>
                 <w:color w:val="000000"/>
               </w:rPr>
-              <w:t xml:space="preserve">-8.465</w:t>
+              <w:t xml:space="preserve">-2.674</w:t>
             </w:r>
           </w:p>
         </w:tc>
@@ -5579,7 +6024,7 @@
                 <w:szCs w:val="22"/>
                 <w:color w:val="000000"/>
               </w:rPr>
-              <w:t xml:space="preserve">5.505</w:t>
+              <w:t xml:space="preserve">3.748</w:t>
             </w:r>
           </w:p>
         </w:tc>
@@ -5634,7 +6079,7 @@
                 <w:szCs w:val="22"/>
                 <w:color w:val="000000"/>
               </w:rPr>
-              <w:t xml:space="preserve">-1.53767331</w:t>
+              <w:t xml:space="preserve">-0.7134420</w:t>
             </w:r>
           </w:p>
         </w:tc>
@@ -5689,7 +6134,7 @@
                 <w:szCs w:val="22"/>
                 <w:color w:val="000000"/>
               </w:rPr>
-              <w:t xml:space="preserve">161.2875</w:t>
+              <w:t xml:space="preserve">156.6296</w:t>
             </w:r>
           </w:p>
         </w:tc>
@@ -5744,7 +6189,7 @@
                 <w:szCs w:val="22"/>
                 <w:color w:val="000000"/>
               </w:rPr>
-              <w:t xml:space="preserve">0.126</w:t>
+              <w:t xml:space="preserve">0.477</w:t>
             </w:r>
           </w:p>
         </w:tc>
@@ -5914,7 +6359,7 @@
                 <w:szCs w:val="22"/>
                 <w:color w:val="000000"/>
               </w:rPr>
-              <w:t xml:space="preserve">habitato:session</w:t>
+              <w:t xml:space="preserve">siteka:habitato:session</w:t>
             </w:r>
           </w:p>
         </w:tc>
@@ -5969,7 +6414,7 @@
                 <w:szCs w:val="22"/>
                 <w:color w:val="000000"/>
               </w:rPr>
-              <w:t xml:space="preserve">-7.764</w:t>
+              <w:t xml:space="preserve">-5.090</w:t>
             </w:r>
           </w:p>
         </w:tc>
@@ -6024,7 +6469,7 @@
                 <w:szCs w:val="22"/>
                 <w:color w:val="000000"/>
               </w:rPr>
-              <w:t xml:space="preserve">4.713</w:t>
+              <w:t xml:space="preserve">6.020</w:t>
             </w:r>
           </w:p>
         </w:tc>
@@ -6079,7 +6524,7 @@
                 <w:szCs w:val="22"/>
                 <w:color w:val="000000"/>
               </w:rPr>
-              <w:t xml:space="preserve">-1.64743897</w:t>
+              <w:t xml:space="preserve">-0.8454165</w:t>
             </w:r>
           </w:p>
         </w:tc>
@@ -6134,7 +6579,7 @@
                 <w:szCs w:val="22"/>
                 <w:color w:val="000000"/>
               </w:rPr>
-              <w:t xml:space="preserve">162.9092</w:t>
+              <w:t xml:space="preserve">160.5865</w:t>
             </w:r>
           </w:p>
         </w:tc>
@@ -6189,7 +6634,7 @@
                 <w:szCs w:val="22"/>
                 <w:color w:val="000000"/>
               </w:rPr>
-              <w:t xml:space="preserve">0.101</w:t>
+              <w:t xml:space="preserve">0.399</w:t>
             </w:r>
           </w:p>
         </w:tc>
@@ -6414,7 +6859,7 @@
                 <w:szCs w:val="22"/>
                 <w:color w:val="000000"/>
               </w:rPr>
-              <w:t xml:space="preserve">-0.526</w:t>
+              <w:t xml:space="preserve">-5.615</w:t>
             </w:r>
           </w:p>
         </w:tc>
@@ -6469,7 +6914,7 @@
                 <w:szCs w:val="22"/>
                 <w:color w:val="000000"/>
               </w:rPr>
-              <w:t xml:space="preserve">7.382</w:t>
+              <w:t xml:space="preserve">6.864</w:t>
             </w:r>
           </w:p>
         </w:tc>
@@ -6524,7 +6969,7 @@
                 <w:szCs w:val="22"/>
                 <w:color w:val="000000"/>
               </w:rPr>
-              <w:t xml:space="preserve">-0.07124501</w:t>
+              <w:t xml:space="preserve">-0.8181476</w:t>
             </w:r>
           </w:p>
         </w:tc>
@@ -6579,7 +7024,7 @@
                 <w:szCs w:val="22"/>
                 <w:color w:val="000000"/>
               </w:rPr>
-              <w:t xml:space="preserve">157.3676</w:t>
+              <w:t xml:space="preserve">161.2605</w:t>
             </w:r>
           </w:p>
         </w:tc>
@@ -6634,7 +7079,7 @@
                 <w:szCs w:val="22"/>
                 <w:color w:val="000000"/>
               </w:rPr>
-              <w:t xml:space="preserve">0.943</w:t>
+              <w:t xml:space="preserve">0.414</w:t>
             </w:r>
           </w:p>
         </w:tc>
@@ -6701,7 +7146,7 @@
         <w:tc>
           <w:tcPr>
             <w:tcBorders>
-              <w:bottom w:val="none" w:sz="0" w:space="0" w:color="000000"/>
+              <w:bottom w:val="single" w:sz="12" w:space="0" w:color="666666"/>
               <w:top w:val="none" w:sz="0" w:space="0" w:color="000000"/>
               <w:left w:val="none" w:sz="0" w:space="0" w:color="000000"/>
               <w:right w:val="none" w:sz="0" w:space="0" w:color="000000"/>
@@ -6756,7 +7201,7 @@
         <w:tc>
           <w:tcPr>
             <w:tcBorders>
-              <w:bottom w:val="none" w:sz="0" w:space="0" w:color="000000"/>
+              <w:bottom w:val="single" w:sz="12" w:space="0" w:color="666666"/>
               <w:top w:val="none" w:sz="0" w:space="0" w:color="000000"/>
               <w:left w:val="none" w:sz="0" w:space="0" w:color="000000"/>
               <w:right w:val="none" w:sz="0" w:space="0" w:color="000000"/>
@@ -6804,14 +7249,14 @@
                 <w:szCs w:val="22"/>
                 <w:color w:val="000000"/>
               </w:rPr>
-              <w:t xml:space="preserve">sitese:habitato:session</w:t>
-            </w:r>
-          </w:p>
-        </w:tc>
-        <w:tc>
-          <w:tcPr>
-            <w:tcBorders>
-              <w:bottom w:val="none" w:sz="0" w:space="0" w:color="000000"/>
+              <w:t xml:space="preserve">siteso:habitato:session</w:t>
+            </w:r>
+          </w:p>
+        </w:tc>
+        <w:tc>
+          <w:tcPr>
+            <w:tcBorders>
+              <w:bottom w:val="single" w:sz="12" w:space="0" w:color="666666"/>
               <w:top w:val="none" w:sz="0" w:space="0" w:color="000000"/>
               <w:left w:val="none" w:sz="0" w:space="0" w:color="000000"/>
               <w:right w:val="none" w:sz="0" w:space="0" w:color="000000"/>
@@ -6859,14 +7304,14 @@
                 <w:szCs w:val="22"/>
                 <w:color w:val="000000"/>
               </w:rPr>
-              <w:t xml:space="preserve">5.090</w:t>
-            </w:r>
-          </w:p>
-        </w:tc>
-        <w:tc>
-          <w:tcPr>
-            <w:tcBorders>
-              <w:bottom w:val="none" w:sz="0" w:space="0" w:color="000000"/>
+              <w:t xml:space="preserve">18.612</w:t>
+            </w:r>
+          </w:p>
+        </w:tc>
+        <w:tc>
+          <w:tcPr>
+            <w:tcBorders>
+              <w:bottom w:val="single" w:sz="12" w:space="0" w:color="666666"/>
               <w:top w:val="none" w:sz="0" w:space="0" w:color="000000"/>
               <w:left w:val="none" w:sz="0" w:space="0" w:color="000000"/>
               <w:right w:val="none" w:sz="0" w:space="0" w:color="000000"/>
@@ -6914,14 +7359,14 @@
                 <w:szCs w:val="22"/>
                 <w:color w:val="000000"/>
               </w:rPr>
-              <w:t xml:space="preserve">6.020</w:t>
-            </w:r>
-          </w:p>
-        </w:tc>
-        <w:tc>
-          <w:tcPr>
-            <w:tcBorders>
-              <w:bottom w:val="none" w:sz="0" w:space="0" w:color="000000"/>
+              <w:t xml:space="preserve">7.290</w:t>
+            </w:r>
+          </w:p>
+        </w:tc>
+        <w:tc>
+          <w:tcPr>
+            <w:tcBorders>
+              <w:bottom w:val="single" w:sz="12" w:space="0" w:color="666666"/>
               <w:top w:val="none" w:sz="0" w:space="0" w:color="000000"/>
               <w:left w:val="none" w:sz="0" w:space="0" w:color="000000"/>
               <w:right w:val="none" w:sz="0" w:space="0" w:color="000000"/>
@@ -6969,14 +7414,14 @@
                 <w:szCs w:val="22"/>
                 <w:color w:val="000000"/>
               </w:rPr>
-              <w:t xml:space="preserve">0.84541654</w:t>
-            </w:r>
-          </w:p>
-        </w:tc>
-        <w:tc>
-          <w:tcPr>
-            <w:tcBorders>
-              <w:bottom w:val="none" w:sz="0" w:space="0" w:color="000000"/>
+              <w:t xml:space="preserve">2.5531904</w:t>
+            </w:r>
+          </w:p>
+        </w:tc>
+        <w:tc>
+          <w:tcPr>
+            <w:tcBorders>
+              <w:bottom w:val="single" w:sz="12" w:space="0" w:color="666666"/>
               <w:top w:val="none" w:sz="0" w:space="0" w:color="000000"/>
               <w:left w:val="none" w:sz="0" w:space="0" w:color="000000"/>
               <w:right w:val="none" w:sz="0" w:space="0" w:color="000000"/>
@@ -7024,14 +7469,14 @@
                 <w:szCs w:val="22"/>
                 <w:color w:val="000000"/>
               </w:rPr>
-              <w:t xml:space="preserve">160.5865</w:t>
-            </w:r>
-          </w:p>
-        </w:tc>
-        <w:tc>
-          <w:tcPr>
-            <w:tcBorders>
-              <w:bottom w:val="none" w:sz="0" w:space="0" w:color="000000"/>
+              <w:t xml:space="preserve">156.7655</w:t>
+            </w:r>
+          </w:p>
+        </w:tc>
+        <w:tc>
+          <w:tcPr>
+            <w:tcBorders>
+              <w:bottom w:val="single" w:sz="12" w:space="0" w:color="666666"/>
               <w:top w:val="none" w:sz="0" w:space="0" w:color="000000"/>
               <w:left w:val="none" w:sz="0" w:space="0" w:color="000000"/>
               <w:right w:val="none" w:sz="0" w:space="0" w:color="000000"/>
@@ -7079,14 +7524,14 @@
                 <w:szCs w:val="22"/>
                 <w:color w:val="000000"/>
               </w:rPr>
-              <w:t xml:space="preserve">0.399</w:t>
-            </w:r>
-          </w:p>
-        </w:tc>
-        <w:tc>
-          <w:tcPr>
-            <w:tcBorders>
-              <w:bottom w:val="none" w:sz="0" w:space="0" w:color="000000"/>
+              <w:t xml:space="preserve">0.012</w:t>
+            </w:r>
+          </w:p>
+        </w:tc>
+        <w:tc>
+          <w:tcPr>
+            <w:tcBorders>
+              <w:bottom w:val="single" w:sz="12" w:space="0" w:color="666666"/>
               <w:top w:val="none" w:sz="0" w:space="0" w:color="000000"/>
               <w:left w:val="none" w:sz="0" w:space="0" w:color="000000"/>
               <w:right w:val="none" w:sz="0" w:space="0" w:color="000000"/>
@@ -7134,452 +7579,7 @@
                 <w:szCs w:val="22"/>
                 <w:color w:val="000000"/>
               </w:rPr>
-              <w:t xml:space="preserve"/>
-            </w:r>
-          </w:p>
-        </w:tc>
-      </w:tr>
-      <w:tr>
-        <w:trPr>
-          <w:trHeight w:val="573" w:hRule="auto"/>
-        </w:trPr>
-        <w:tc>
-          <w:tcPr>
-            <w:tcBorders>
-              <w:bottom w:val="single" w:sz="12" w:space="0" w:color="666666"/>
-              <w:top w:val="none" w:sz="0" w:space="0" w:color="000000"/>
-              <w:left w:val="none" w:sz="0" w:space="0" w:color="000000"/>
-              <w:right w:val="none" w:sz="0" w:space="0" w:color="000000"/>
-            </w:tcBorders>
-            <w:shd w:val="clear" w:color="auto" w:fill="FFFFFF"/>
-            <w:tcMar>
-              <w:top w:w="0" w:type="dxa"/>
-              <w:bottom w:w="0" w:type="dxa"/>
-              <w:left w:w="0" w:type="dxa"/>
-              <w:right w:w="0" w:type="dxa"/>
-            </w:tcMar>
-            <w:vAlign w:val="center"/>
-          </w:tcPr>
-          <w:p>
-            <w:pPr>
-              <w:pStyle w:val="Normal"/>
-              <w:jc w:val="left"/>
-              <w:pBdr>
-                <w:bottom w:val="none" w:sz="0" w:space="0" w:color="000000"/>
-                <w:top w:val="none" w:sz="0" w:space="0" w:color="000000"/>
-                <w:left w:val="none" w:sz="0" w:space="0" w:color="000000"/>
-                <w:right w:val="none" w:sz="0" w:space="0" w:color="000000"/>
-              </w:pBdr>
-              <w:spacing w:after="100" w:before="100" w:line="240"/>
-              <w:ind w:left="100" w:right="100" w:firstLine="0" w:firstLineChars="0"/>
-              <w:rPr>
-                <w:rFonts w:ascii="Arial" w:hAnsi="Arial" w:eastAsia="Arial" w:cs="Arial"/>
-                <w:i w:val="false"/>
-                <w:b w:val="false"/>
-                <w:u w:val="none"/>
-                <w:strike w:val="false"/>
-                <w:sz w:val="22"/>
-                <w:szCs w:val="22"/>
-                <w:color w:val="000000"/>
-              </w:rPr>
-            </w:pPr>
-            <w:r>
-              <w:rPr>
-                <w:rFonts w:ascii="Arial" w:hAnsi="Arial" w:eastAsia="Arial" w:cs="Arial"/>
-                <w:i w:val="false"/>
-                <w:b w:val="false"/>
-                <w:u w:val="none"/>
-                <w:strike w:val="false"/>
-                <w:sz w:val="22"/>
-                <w:szCs w:val="22"/>
-                <w:color w:val="000000"/>
-              </w:rPr>
-              <w:t xml:space="preserve">fixed</w:t>
-            </w:r>
-          </w:p>
-        </w:tc>
-        <w:tc>
-          <w:tcPr>
-            <w:tcBorders>
-              <w:bottom w:val="single" w:sz="12" w:space="0" w:color="666666"/>
-              <w:top w:val="none" w:sz="0" w:space="0" w:color="000000"/>
-              <w:left w:val="none" w:sz="0" w:space="0" w:color="000000"/>
-              <w:right w:val="none" w:sz="0" w:space="0" w:color="000000"/>
-            </w:tcBorders>
-            <w:shd w:val="clear" w:color="auto" w:fill="FFFFFF"/>
-            <w:tcMar>
-              <w:top w:w="0" w:type="dxa"/>
-              <w:bottom w:w="0" w:type="dxa"/>
-              <w:left w:w="0" w:type="dxa"/>
-              <w:right w:w="0" w:type="dxa"/>
-            </w:tcMar>
-            <w:vAlign w:val="center"/>
-          </w:tcPr>
-          <w:p>
-            <w:pPr>
-              <w:pStyle w:val="Normal"/>
-              <w:jc w:val="left"/>
-              <w:pBdr>
-                <w:bottom w:val="none" w:sz="0" w:space="0" w:color="000000"/>
-                <w:top w:val="none" w:sz="0" w:space="0" w:color="000000"/>
-                <w:left w:val="none" w:sz="0" w:space="0" w:color="000000"/>
-                <w:right w:val="none" w:sz="0" w:space="0" w:color="000000"/>
-              </w:pBdr>
-              <w:spacing w:after="100" w:before="100" w:line="240"/>
-              <w:ind w:left="100" w:right="100" w:firstLine="0" w:firstLineChars="0"/>
-              <w:rPr>
-                <w:rFonts w:ascii="Arial" w:hAnsi="Arial" w:eastAsia="Arial" w:cs="Arial"/>
-                <w:i w:val="false"/>
-                <w:b w:val="false"/>
-                <w:u w:val="none"/>
-                <w:strike w:val="false"/>
-                <w:sz w:val="22"/>
-                <w:szCs w:val="22"/>
-                <w:color w:val="000000"/>
-              </w:rPr>
-            </w:pPr>
-            <w:r>
-              <w:rPr>
-                <w:rFonts w:ascii="Arial" w:hAnsi="Arial" w:eastAsia="Arial" w:cs="Arial"/>
-                <w:i w:val="false"/>
-                <w:b w:val="false"/>
-                <w:u w:val="none"/>
-                <w:strike w:val="false"/>
-                <w:sz w:val="22"/>
-                <w:szCs w:val="22"/>
-                <w:color w:val="000000"/>
-              </w:rPr>
-              <w:t xml:space="preserve">siteso:habitato:session</w:t>
-            </w:r>
-          </w:p>
-        </w:tc>
-        <w:tc>
-          <w:tcPr>
-            <w:tcBorders>
-              <w:bottom w:val="single" w:sz="12" w:space="0" w:color="666666"/>
-              <w:top w:val="none" w:sz="0" w:space="0" w:color="000000"/>
-              <w:left w:val="none" w:sz="0" w:space="0" w:color="000000"/>
-              <w:right w:val="none" w:sz="0" w:space="0" w:color="000000"/>
-            </w:tcBorders>
-            <w:shd w:val="clear" w:color="auto" w:fill="FFFFFF"/>
-            <w:tcMar>
-              <w:top w:w="0" w:type="dxa"/>
-              <w:bottom w:w="0" w:type="dxa"/>
-              <w:left w:w="0" w:type="dxa"/>
-              <w:right w:w="0" w:type="dxa"/>
-            </w:tcMar>
-            <w:vAlign w:val="center"/>
-          </w:tcPr>
-          <w:p>
-            <w:pPr>
-              <w:pStyle w:val="Normal"/>
-              <w:jc w:val="right"/>
-              <w:pBdr>
-                <w:bottom w:val="none" w:sz="0" w:space="0" w:color="000000"/>
-                <w:top w:val="none" w:sz="0" w:space="0" w:color="000000"/>
-                <w:left w:val="none" w:sz="0" w:space="0" w:color="000000"/>
-                <w:right w:val="none" w:sz="0" w:space="0" w:color="000000"/>
-              </w:pBdr>
-              <w:spacing w:after="100" w:before="100" w:line="240"/>
-              <w:ind w:left="100" w:right="100" w:firstLine="0" w:firstLineChars="0"/>
-              <w:rPr>
-                <w:rFonts w:ascii="Arial" w:hAnsi="Arial" w:eastAsia="Arial" w:cs="Arial"/>
-                <w:i w:val="false"/>
-                <w:b w:val="false"/>
-                <w:u w:val="none"/>
-                <w:strike w:val="false"/>
-                <w:sz w:val="22"/>
-                <w:szCs w:val="22"/>
-                <w:color w:val="000000"/>
-              </w:rPr>
-            </w:pPr>
-            <w:r>
-              <w:rPr>
-                <w:rFonts w:ascii="Arial" w:hAnsi="Arial" w:eastAsia="Arial" w:cs="Arial"/>
-                <w:i w:val="false"/>
-                <w:b w:val="false"/>
-                <w:u w:val="none"/>
-                <w:strike w:val="false"/>
-                <w:sz w:val="22"/>
-                <w:szCs w:val="22"/>
-                <w:color w:val="000000"/>
-              </w:rPr>
-              <w:t xml:space="preserve">23.702</w:t>
-            </w:r>
-          </w:p>
-        </w:tc>
-        <w:tc>
-          <w:tcPr>
-            <w:tcBorders>
-              <w:bottom w:val="single" w:sz="12" w:space="0" w:color="666666"/>
-              <w:top w:val="none" w:sz="0" w:space="0" w:color="000000"/>
-              <w:left w:val="none" w:sz="0" w:space="0" w:color="000000"/>
-              <w:right w:val="none" w:sz="0" w:space="0" w:color="000000"/>
-            </w:tcBorders>
-            <w:shd w:val="clear" w:color="auto" w:fill="FFFFFF"/>
-            <w:tcMar>
-              <w:top w:w="0" w:type="dxa"/>
-              <w:bottom w:w="0" w:type="dxa"/>
-              <w:left w:w="0" w:type="dxa"/>
-              <w:right w:w="0" w:type="dxa"/>
-            </w:tcMar>
-            <w:vAlign w:val="center"/>
-          </w:tcPr>
-          <w:p>
-            <w:pPr>
-              <w:pStyle w:val="Normal"/>
-              <w:jc w:val="right"/>
-              <w:pBdr>
-                <w:bottom w:val="none" w:sz="0" w:space="0" w:color="000000"/>
-                <w:top w:val="none" w:sz="0" w:space="0" w:color="000000"/>
-                <w:left w:val="none" w:sz="0" w:space="0" w:color="000000"/>
-                <w:right w:val="none" w:sz="0" w:space="0" w:color="000000"/>
-              </w:pBdr>
-              <w:spacing w:after="100" w:before="100" w:line="240"/>
-              <w:ind w:left="100" w:right="100" w:firstLine="0" w:firstLineChars="0"/>
-              <w:rPr>
-                <w:rFonts w:ascii="Arial" w:hAnsi="Arial" w:eastAsia="Arial" w:cs="Arial"/>
-                <w:i w:val="false"/>
-                <w:b w:val="false"/>
-                <w:u w:val="none"/>
-                <w:strike w:val="false"/>
-                <w:sz w:val="22"/>
-                <w:szCs w:val="22"/>
-                <w:color w:val="000000"/>
-              </w:rPr>
-            </w:pPr>
-            <w:r>
-              <w:rPr>
-                <w:rFonts w:ascii="Arial" w:hAnsi="Arial" w:eastAsia="Arial" w:cs="Arial"/>
-                <w:i w:val="false"/>
-                <w:b w:val="false"/>
-                <w:u w:val="none"/>
-                <w:strike w:val="false"/>
-                <w:sz w:val="22"/>
-                <w:szCs w:val="22"/>
-                <w:color w:val="000000"/>
-              </w:rPr>
-              <w:t xml:space="preserve">7.849</w:t>
-            </w:r>
-          </w:p>
-        </w:tc>
-        <w:tc>
-          <w:tcPr>
-            <w:tcBorders>
-              <w:bottom w:val="single" w:sz="12" w:space="0" w:color="666666"/>
-              <w:top w:val="none" w:sz="0" w:space="0" w:color="000000"/>
-              <w:left w:val="none" w:sz="0" w:space="0" w:color="000000"/>
-              <w:right w:val="none" w:sz="0" w:space="0" w:color="000000"/>
-            </w:tcBorders>
-            <w:shd w:val="clear" w:color="auto" w:fill="FFFFFF"/>
-            <w:tcMar>
-              <w:top w:w="0" w:type="dxa"/>
-              <w:bottom w:w="0" w:type="dxa"/>
-              <w:left w:w="0" w:type="dxa"/>
-              <w:right w:w="0" w:type="dxa"/>
-            </w:tcMar>
-            <w:vAlign w:val="center"/>
-          </w:tcPr>
-          <w:p>
-            <w:pPr>
-              <w:pStyle w:val="Normal"/>
-              <w:jc w:val="right"/>
-              <w:pBdr>
-                <w:bottom w:val="none" w:sz="0" w:space="0" w:color="000000"/>
-                <w:top w:val="none" w:sz="0" w:space="0" w:color="000000"/>
-                <w:left w:val="none" w:sz="0" w:space="0" w:color="000000"/>
-                <w:right w:val="none" w:sz="0" w:space="0" w:color="000000"/>
-              </w:pBdr>
-              <w:spacing w:after="100" w:before="100" w:line="240"/>
-              <w:ind w:left="100" w:right="100" w:firstLine="0" w:firstLineChars="0"/>
-              <w:rPr>
-                <w:rFonts w:ascii="Arial" w:hAnsi="Arial" w:eastAsia="Arial" w:cs="Arial"/>
-                <w:i w:val="false"/>
-                <w:b w:val="false"/>
-                <w:u w:val="none"/>
-                <w:strike w:val="false"/>
-                <w:sz w:val="22"/>
-                <w:szCs w:val="22"/>
-                <w:color w:val="000000"/>
-              </w:rPr>
-            </w:pPr>
-            <w:r>
-              <w:rPr>
-                <w:rFonts w:ascii="Arial" w:hAnsi="Arial" w:eastAsia="Arial" w:cs="Arial"/>
-                <w:i w:val="false"/>
-                <w:b w:val="false"/>
-                <w:u w:val="none"/>
-                <w:strike w:val="false"/>
-                <w:sz w:val="22"/>
-                <w:szCs w:val="22"/>
-                <w:color w:val="000000"/>
-              </w:rPr>
-              <w:t xml:space="preserve">3.01986328</w:t>
-            </w:r>
-          </w:p>
-        </w:tc>
-        <w:tc>
-          <w:tcPr>
-            <w:tcBorders>
-              <w:bottom w:val="single" w:sz="12" w:space="0" w:color="666666"/>
-              <w:top w:val="none" w:sz="0" w:space="0" w:color="000000"/>
-              <w:left w:val="none" w:sz="0" w:space="0" w:color="000000"/>
-              <w:right w:val="none" w:sz="0" w:space="0" w:color="000000"/>
-            </w:tcBorders>
-            <w:shd w:val="clear" w:color="auto" w:fill="FFFFFF"/>
-            <w:tcMar>
-              <w:top w:w="0" w:type="dxa"/>
-              <w:bottom w:w="0" w:type="dxa"/>
-              <w:left w:w="0" w:type="dxa"/>
-              <w:right w:w="0" w:type="dxa"/>
-            </w:tcMar>
-            <w:vAlign w:val="center"/>
-          </w:tcPr>
-          <w:p>
-            <w:pPr>
-              <w:pStyle w:val="Normal"/>
-              <w:jc w:val="right"/>
-              <w:pBdr>
-                <w:bottom w:val="none" w:sz="0" w:space="0" w:color="000000"/>
-                <w:top w:val="none" w:sz="0" w:space="0" w:color="000000"/>
-                <w:left w:val="none" w:sz="0" w:space="0" w:color="000000"/>
-                <w:right w:val="none" w:sz="0" w:space="0" w:color="000000"/>
-              </w:pBdr>
-              <w:spacing w:after="100" w:before="100" w:line="240"/>
-              <w:ind w:left="100" w:right="100" w:firstLine="0" w:firstLineChars="0"/>
-              <w:rPr>
-                <w:rFonts w:ascii="Arial" w:hAnsi="Arial" w:eastAsia="Arial" w:cs="Arial"/>
-                <w:i w:val="false"/>
-                <w:b w:val="false"/>
-                <w:u w:val="none"/>
-                <w:strike w:val="false"/>
-                <w:sz w:val="22"/>
-                <w:szCs w:val="22"/>
-                <w:color w:val="000000"/>
-              </w:rPr>
-            </w:pPr>
-            <w:r>
-              <w:rPr>
-                <w:rFonts w:ascii="Arial" w:hAnsi="Arial" w:eastAsia="Arial" w:cs="Arial"/>
-                <w:i w:val="false"/>
-                <w:b w:val="false"/>
-                <w:u w:val="none"/>
-                <w:strike w:val="false"/>
-                <w:sz w:val="22"/>
-                <w:szCs w:val="22"/>
-                <w:color w:val="000000"/>
-              </w:rPr>
-              <w:t xml:space="preserve">160.9684</w:t>
-            </w:r>
-          </w:p>
-        </w:tc>
-        <w:tc>
-          <w:tcPr>
-            <w:tcBorders>
-              <w:bottom w:val="single" w:sz="12" w:space="0" w:color="666666"/>
-              <w:top w:val="none" w:sz="0" w:space="0" w:color="000000"/>
-              <w:left w:val="none" w:sz="0" w:space="0" w:color="000000"/>
-              <w:right w:val="none" w:sz="0" w:space="0" w:color="000000"/>
-            </w:tcBorders>
-            <w:shd w:val="clear" w:color="auto" w:fill="FFFFFF"/>
-            <w:tcMar>
-              <w:top w:w="0" w:type="dxa"/>
-              <w:bottom w:w="0" w:type="dxa"/>
-              <w:left w:w="0" w:type="dxa"/>
-              <w:right w:w="0" w:type="dxa"/>
-            </w:tcMar>
-            <w:vAlign w:val="center"/>
-          </w:tcPr>
-          <w:p>
-            <w:pPr>
-              <w:pStyle w:val="Normal"/>
-              <w:jc w:val="right"/>
-              <w:pBdr>
-                <w:bottom w:val="none" w:sz="0" w:space="0" w:color="000000"/>
-                <w:top w:val="none" w:sz="0" w:space="0" w:color="000000"/>
-                <w:left w:val="none" w:sz="0" w:space="0" w:color="000000"/>
-                <w:right w:val="none" w:sz="0" w:space="0" w:color="000000"/>
-              </w:pBdr>
-              <w:spacing w:after="100" w:before="100" w:line="240"/>
-              <w:ind w:left="100" w:right="100" w:firstLine="0" w:firstLineChars="0"/>
-              <w:rPr>
-                <w:rFonts w:ascii="Arial" w:hAnsi="Arial" w:eastAsia="Arial" w:cs="Arial"/>
-                <w:i w:val="false"/>
-                <w:b w:val="false"/>
-                <w:u w:val="none"/>
-                <w:strike w:val="false"/>
-                <w:sz w:val="22"/>
-                <w:szCs w:val="22"/>
-                <w:color w:val="000000"/>
-              </w:rPr>
-            </w:pPr>
-            <w:r>
-              <w:rPr>
-                <w:rFonts w:ascii="Arial" w:hAnsi="Arial" w:eastAsia="Arial" w:cs="Arial"/>
-                <w:i w:val="false"/>
-                <w:b w:val="false"/>
-                <w:u w:val="none"/>
-                <w:strike w:val="false"/>
-                <w:sz w:val="22"/>
-                <w:szCs w:val="22"/>
-                <w:color w:val="000000"/>
-              </w:rPr>
-              <w:t xml:space="preserve">0.003</w:t>
-            </w:r>
-          </w:p>
-        </w:tc>
-        <w:tc>
-          <w:tcPr>
-            <w:tcBorders>
-              <w:bottom w:val="single" w:sz="12" w:space="0" w:color="666666"/>
-              <w:top w:val="none" w:sz="0" w:space="0" w:color="000000"/>
-              <w:left w:val="none" w:sz="0" w:space="0" w:color="000000"/>
-              <w:right w:val="none" w:sz="0" w:space="0" w:color="000000"/>
-            </w:tcBorders>
-            <w:shd w:val="clear" w:color="auto" w:fill="FFFFFF"/>
-            <w:tcMar>
-              <w:top w:w="0" w:type="dxa"/>
-              <w:bottom w:w="0" w:type="dxa"/>
-              <w:left w:w="0" w:type="dxa"/>
-              <w:right w:w="0" w:type="dxa"/>
-            </w:tcMar>
-            <w:vAlign w:val="center"/>
-          </w:tcPr>
-          <w:p>
-            <w:pPr>
-              <w:pStyle w:val="Normal"/>
-              <w:jc w:val="left"/>
-              <w:pBdr>
-                <w:bottom w:val="none" w:sz="0" w:space="0" w:color="000000"/>
-                <w:top w:val="none" w:sz="0" w:space="0" w:color="000000"/>
-                <w:left w:val="none" w:sz="0" w:space="0" w:color="000000"/>
-                <w:right w:val="none" w:sz="0" w:space="0" w:color="000000"/>
-              </w:pBdr>
-              <w:spacing w:after="100" w:before="100" w:line="240"/>
-              <w:ind w:left="100" w:right="100" w:firstLine="0" w:firstLineChars="0"/>
-              <w:rPr>
-                <w:rFonts w:ascii="Arial" w:hAnsi="Arial" w:eastAsia="Arial" w:cs="Arial"/>
-                <w:i w:val="false"/>
-                <w:b w:val="false"/>
-                <w:u w:val="none"/>
-                <w:strike w:val="false"/>
-                <w:sz w:val="22"/>
-                <w:szCs w:val="22"/>
-                <w:color w:val="000000"/>
-              </w:rPr>
-            </w:pPr>
-            <w:r>
-              <w:rPr>
-                <w:rFonts w:ascii="Arial" w:hAnsi="Arial" w:eastAsia="Arial" w:cs="Arial"/>
-                <w:i w:val="false"/>
-                <w:b w:val="false"/>
-                <w:u w:val="none"/>
-                <w:strike w:val="false"/>
-                <w:sz w:val="22"/>
-                <w:szCs w:val="22"/>
-                <w:color w:val="000000"/>
-              </w:rPr>
-              <w:t xml:space="preserve">**</w:t>
+              <w:t xml:space="preserve">*</w:t>
             </w:r>
           </w:p>
         </w:tc>
